--- a/docs/Nanopore_Metagenomics_Workflow_Guide_v5.docx
+++ b/docs/Nanopore_Metagenomics_Workflow_Guide_v5.docx
@@ -27,7 +27,7 @@
           <w:b w:val="0"/>
           <w:i/>
         </w:rPr>
-        <w:t>Version 5 • 18 October 2026 • Research use only; not clinically validated</w:t>
+        <w:t>Version 5 • 18 October 2026 (amended later that day: section 5.5 and a note on reads versus DNA) • Research use only; not clinically validated</w:t>
       </w:r>
     </w:p>
     <w:p>
@@ -1695,6 +1695,68 @@
                 <w:sz w:val="20"/>
               </w:rPr>
               <w:t>A test whose rules are written down before it is run, but on data that earlier tests have already used. Stronger than tuning on the data, weaker than fresh data.</w:t>
+            </w:r>
+          </w:p>
+        </w:tc>
+      </w:tr>
+      <w:tr>
+        <w:trPr>
+          <w:cantSplit/>
+        </w:trPr>
+        <w:tc>
+          <w:tcPr>
+            <w:tcW w:type="dxa" w:w="2268"/>
+          </w:tcPr>
+          <w:p>
+            <w:r>
+              <w:rPr>
+                <w:sz w:val="20"/>
+              </w:rPr>
+              <w:t>Bases (letters) and DNA share</w:t>
+            </w:r>
+          </w:p>
+        </w:tc>
+        <w:tc>
+          <w:tcPr>
+            <w:tcW w:type="dxa" w:w="7087"/>
+          </w:tcPr>
+          <w:p>
+            <w:r>
+              <w:rPr>
+                <w:sz w:val="20"/>
+              </w:rPr>
+              <w:t>A read is a string of letters (A, C, G, T); its length in letters is the number of bases. A species’ share of the DNA is the total letters it contributes, not the number of reads. Counting reads and counting bases agree only if all species give reads of the same length.</w:t>
+            </w:r>
+          </w:p>
+        </w:tc>
+      </w:tr>
+      <w:tr>
+        <w:trPr>
+          <w:cantSplit/>
+        </w:trPr>
+        <w:tc>
+          <w:tcPr>
+            <w:tcW w:type="dxa" w:w="2268"/>
+          </w:tcPr>
+          <w:p>
+            <w:r>
+              <w:rPr>
+                <w:sz w:val="20"/>
+              </w:rPr>
+              <w:t>Read length</w:t>
+            </w:r>
+          </w:p>
+        </w:tc>
+        <w:tc>
+          <w:tcPr>
+            <w:tcW w:type="dxa" w:w="7087"/>
+          </w:tcPr>
+          <w:p>
+            <w:r>
+              <w:rPr>
+                <w:sz w:val="20"/>
+              </w:rPr>
+              <w:t>The number of bases in a read. It varies from read to read and, in this data set, by species (about 1.9 thousand for L. fermentum to about 8 thousand for several others).</w:t>
             </w:r>
           </w:p>
         </w:tc>
@@ -4355,7 +4417,7 @@
         <w:pStyle w:val="ListBullet"/>
       </w:pPr>
       <w:r>
-        <w:t>The counts of each species depart from the manufacturer’s theoretical composition: for example Roseburia hominis comes out at 0.41 of the expected amount, Bifidobacterium adolescentis at 0.22 and E. coli at 0.57, while Limosilactobacillus fermentum is at 1.66. Looking at the reads themselves later (section 5.4) showed that most of this is the sequenced sample’s own composition, not the software. The software loses reads mainly for species with close relatives (E. coli, Bifidobacterium adolescentis), where many reads stop at family or genus level.</w:t>
+        <w:t>The counts of each species depart from the manufacturer’s theoretical composition: for example Roseburia hominis comes out at 0.41 of the expected amount, Bifidobacterium adolescentis at 0.22 and E. coli at 0.57, while Limosilactobacillus fermentum is at 1.66. Looking at the reads themselves later (section 5.4) showed that most of this is the sequenced sample’s own composition, not the software. The software loses reads mainly for species with close relatives (E. coli, Bifidobacterium adolescentis), where many reads stop at family or genus level. A later check (end of section 5.5) added that species differ in read length, so counting reads and counting DNA give different answers for the same species.</w:t>
       </w:r>
     </w:p>
     <w:p>
@@ -7119,7 +7181,7 @@
               <w:rPr>
                 <w:sz w:val="20"/>
               </w:rPr>
-              <w:t>Work out where the human reads come from; why Sylph over-counts E. coli; another profiler (Centrifuger or mapping); AMR; lot-specific composition certificate (lot number unknown; the most useful open item); basecalling model tier; Nextflow wrapping; housekeeping (licence file, README line)</w:t>
+              <w:t>Work out where the human reads come from; another profiler (Centrifuger or mapping); AMR; lot-specific composition certificate (lot number unknown; the most useful open item); basecalling model tier; Nextflow wrapping; housekeeping (licence file, README line)</w:t>
             </w:r>
           </w:p>
         </w:tc>
@@ -7638,7 +7700,7 @@
         <w:t>The sequenced sample is not the label.</w:t>
       </w:r>
       <w:r>
-        <w:t xml:space="preserve"> Only 42% of the Roseburia reads that the manufacturer’s composition predicts are there, and there are 1.7 times as many Limosilactobacillus fermentum reads as predicted. Kraken2 gets 95% of the Roseburia reads right, so the low Roseburia value we saw earlier (0.41) was mostly in the sample or its preparation, not in the software. We cannot yet say which. The manufacturer’s lot certificate would tell us whether the sample was mixed differently, and we do not have it.</w:t>
+        <w:t xml:space="preserve"> Only 42% of the Roseburia reads that the manufacturer’s composition predicts are there, and there are 1.7 times as many Limosilactobacillus fermentum reads as predicted. Kraken2 gets 95% of the Roseburia reads right, so the low Roseburia value we saw earlier (0.41) was mostly in the sample or its preparation, not in the software. We cannot yet say which. The manufacturer’s lot certificate would tell us whether the sample was mixed differently, and we do not have it. Later we also found that the Limosilactobacillus reads are short (about 1.9 thousand letters, against about 7 thousand for most species), which is why they are so numerous: measured in DNA letters, this species is below its label (about 0.65 of the expected share). See the end of section 5.5.</w:t>
       </w:r>
     </w:p>
     <w:p>
@@ -8865,7 +8927,7 @@
         <w:t xml:space="preserve">Detection is good; abundance is the weak point. </w:t>
       </w:r>
       <w:r>
-        <w:t xml:space="preserve">Sylph found 13 of 14 findable species with no wrong ones. Escherichia coli is counted 2.4 times too high. One possible reason, which we have not tested, is that the library holds several nearly identical E. coli genomes that share the same reads, so the same reads are counted more than once. Because Sylph reports shares, one over-counted species also pushes every other species’ value down, which is part of why Roseburia and others look low.</w:t>
+        <w:t>Sylph found 13 of 14 findable species with no wrong ones. Escherichia coli is counted 2.4 times too high. A later check on the practice pool supported this reason: the library holds several close relatives of the sample’s E. coli strains and the same reads support three of them, so the same reads were counted about 2.5 times (details at the end of this section). Because Sylph reports shares, one over-counted species also pushes every other species’ value down, which is part of why Roseburia and others look low.</w:t>
       </w:r>
     </w:p>
     <w:p>
@@ -8907,7 +8969,7 @@
         <w:t xml:space="preserve">Limits. </w:t>
       </w:r>
       <w:r>
-        <w:t xml:space="preserve">The exam pool had already been used in earlier experiments, so this is a prospective follow-up, not fresh validation. Both pools come from one run. The bootstrap for choosing the coverage cutoff used 100 re-drawings instead of 1,000, because each re-drawing needs its own sketch. Why Sylph over-counts E. coli and under-counts L. fermentum is not known: for L. fermentum, aligned reads on the practice pool suggested more than the expected amount, while Sylph reports about half, and we have not worked out why the two disagree.</w:t>
+        <w:t>The exam pool had already been used in earlier experiments, so this is a prospective follow-up, not fresh validation. Both pools come from one run. The bootstrap for choosing the coverage cutoff used 100 re-drawings instead of 1,000, because each re-drawing needs its own sketch. A later exploratory check on the practice pool explained both (end of this section): the E. coli reads were shared between several library genomes, and the L. fermentum disagreement came from comparing counts of reads with counts of DNA, because those reads are short.</w:t>
       </w:r>
     </w:p>
     <w:p>
@@ -8922,6 +8984,526 @@
       </w:r>
       <w:r>
         <w:t xml:space="preserve">The paper that produced these data reports, in its supplement, that an older Sylph version (0.6.1), with and without the read-count option, underestimated species-level genome copies on nanopore samples. That is a different version and a different quantity from the shares we scored, so it supports our caution about the read-count option rather than explaining our results.</w:t>
+      </w:r>
+    </w:p>
+    <w:p>
+      <w:pPr>
+        <w:pStyle w:val="Heading3"/>
+      </w:pPr>
+      <w:r>
+        <w:t xml:space="preserve">Why Sylph got E. coli and Limosilactobacillus fermentum wrong, and why reads are not DNA (exploratory, practice pool only)</w:t>
+      </w:r>
+    </w:p>
+    <w:p>
+      <w:r>
+        <w:t xml:space="preserve">After the exam-pool result we looked at two odd numbers on the practice pool only, as a side investigation. It is not one of the registered experiments and changes no verdict. As always, we wrote our guess down before testing it, and we report what happened, including that our first guess was wrong.</w:t>
+      </w:r>
+    </w:p>
+    <w:p>
+      <w:pPr>
+        <w:pStyle w:val="ListBullet"/>
+      </w:pPr>
+      <w:r>
+        <w:rPr>
+          <w:b/>
+        </w:rPr>
+        <w:t xml:space="preserve">Escherichia coli (counted 2.3 times too high). </w:t>
+      </w:r>
+      <w:r>
+        <w:t xml:space="preserve">The mock community contains five E. coli strains, and none of them is in Sylph’s library. Each is only about 96 to 97% identical to several library genomes. Sylph therefore reported three library E. coli genomes, each backed by roughly the whole E. coli signal (effective coverage 25, 24 and 15, against about 29 expected), because the same reads fit all three. Our scoring rule added the three together, so the same reads were counted about 2.5 times. Had we kept only the best-supported genome, E. coli would have come out at 1.15 times its expected share instead of 2.34, and the Bray–Curtis distance (section 4.3 explains it) would have fallen from 0.240 to 0.182. That rule was thought of after seeing the numbers, so it is an observation, not a score.</w:t>
+      </w:r>
+    </w:p>
+    <w:p>
+      <w:pPr>
+        <w:pStyle w:val="ListBullet"/>
+      </w:pPr>
+      <w:r>
+        <w:rPr>
+          <w:b/>
+        </w:rPr>
+        <w:t xml:space="preserve">Limosilactobacillus fermentum (counted about half as much as expected). </w:t>
+      </w:r>
+      <w:r>
+        <w:t xml:space="preserve">Our first guess: reads from this species carry more sequencing errors, and Sylph only counts stretches of 31 letters without an error, so it would see less of them. We wrote the test down first: if that were true, the reads of the badly counted species should be clearly less accurate (by about 4 percentage points) and the ranking of species should follow. The guess was wrong. Read accuracy was 90 to 94% in all species (92% for L. fermentum), and the ranking agreement was 0.23 where we had required at least 0.6.</w:t>
+      </w:r>
+    </w:p>
+    <w:p>
+      <w:r>
+        <w:rPr>
+          <w:b/>
+        </w:rPr>
+        <w:t xml:space="preserve">What was really going on: read length. </w:t>
+      </w:r>
+      <w:r>
+        <w:t>The same check showed that the reads of different species have very different lengths:</w:t>
+      </w:r>
+    </w:p>
+    <w:tbl>
+      <w:tblPr>
+        <w:tblStyle w:val="TableGrid"/>
+        <w:tblW w:type="auto" w:w="0"/>
+        <w:tblLayout w:type="fixed"/>
+        <w:tblLook w:firstColumn="1" w:firstRow="1" w:lastColumn="0" w:lastRow="0" w:noHBand="0" w:noVBand="1" w:val="04A0"/>
+      </w:tblPr>
+      <w:tblGrid>
+        <w:gridCol w:w="3300"/>
+        <w:gridCol w:w="2000"/>
+        <w:gridCol w:w="2200"/>
+        <w:gridCol w:w="2246"/>
+      </w:tblGrid>
+      <w:tr>
+        <w:trPr>
+          <w:cantSplit/>
+        </w:trPr>
+        <w:tc>
+          <w:tcPr>
+            <w:tcW w:type="dxa" w:w="3300"/>
+            <w:shd w:val="clear" w:fill="D9E4F2"/>
+          </w:tcPr>
+          <w:p>
+            <w:r>
+              <w:rPr>
+                <w:b/>
+                <w:sz w:val="20"/>
+              </w:rPr>
+              <w:t xml:space="preserve">Species</w:t>
+            </w:r>
+          </w:p>
+        </w:tc>
+        <w:tc>
+          <w:tcPr>
+            <w:tcW w:type="dxa" w:w="2000"/>
+            <w:shd w:val="clear" w:fill="D9E4F2"/>
+          </w:tcPr>
+          <w:p>
+            <w:r>
+              <w:rPr>
+                <w:b/>
+                <w:sz w:val="20"/>
+              </w:rPr>
+              <w:t xml:space="preserve">Mean read length (letters)</w:t>
+            </w:r>
+          </w:p>
+        </w:tc>
+        <w:tc>
+          <w:tcPr>
+            <w:tcW w:type="dxa" w:w="2200"/>
+            <w:shd w:val="clear" w:fill="D9E4F2"/>
+          </w:tcPr>
+          <w:p>
+            <w:r>
+              <w:rPr>
+                <w:b/>
+                <w:sz w:val="20"/>
+              </w:rPr>
+              <w:t xml:space="preserve">Kraken2, reads: observed / expected</w:t>
+            </w:r>
+          </w:p>
+        </w:tc>
+        <w:tc>
+          <w:tcPr>
+            <w:tcW w:type="dxa" w:w="2246"/>
+            <w:shd w:val="clear" w:fill="D9E4F2"/>
+          </w:tcPr>
+          <w:p>
+            <w:r>
+              <w:rPr>
+                <w:b/>
+                <w:sz w:val="20"/>
+              </w:rPr>
+              <w:t xml:space="preserve">Kraken2, letters: observed / expected</w:t>
+            </w:r>
+          </w:p>
+        </w:tc>
+      </w:tr>
+      <w:tr>
+        <w:trPr>
+          <w:cantSplit/>
+        </w:trPr>
+        <w:tc>
+          <w:tcPr>
+            <w:tcW w:type="dxa" w:w="3300"/>
+          </w:tcPr>
+          <w:p>
+            <w:r>
+              <w:rPr>
+                <w:sz w:val="20"/>
+              </w:rPr>
+              <w:t xml:space="preserve">Limosilactobacillus fermentum</w:t>
+            </w:r>
+          </w:p>
+        </w:tc>
+        <w:tc>
+          <w:tcPr>
+            <w:tcW w:type="dxa" w:w="2000"/>
+          </w:tcPr>
+          <w:p>
+            <w:r>
+              <w:rPr>
+                <w:sz w:val="20"/>
+              </w:rPr>
+              <w:t xml:space="preserve">2,034</w:t>
+            </w:r>
+          </w:p>
+        </w:tc>
+        <w:tc>
+          <w:tcPr>
+            <w:tcW w:type="dxa" w:w="2200"/>
+          </w:tcPr>
+          <w:p>
+            <w:r>
+              <w:rPr>
+                <w:sz w:val="20"/>
+              </w:rPr>
+              <w:t xml:space="preserve">1.99</w:t>
+            </w:r>
+          </w:p>
+        </w:tc>
+        <w:tc>
+          <w:tcPr>
+            <w:tcW w:type="dxa" w:w="2246"/>
+          </w:tcPr>
+          <w:p>
+            <w:r>
+              <w:rPr>
+                <w:sz w:val="20"/>
+              </w:rPr>
+              <w:t xml:space="preserve">0.69</w:t>
+            </w:r>
+          </w:p>
+        </w:tc>
+      </w:tr>
+      <w:tr>
+        <w:trPr>
+          <w:cantSplit/>
+        </w:trPr>
+        <w:tc>
+          <w:tcPr>
+            <w:tcW w:type="dxa" w:w="3300"/>
+          </w:tcPr>
+          <w:p>
+            <w:r>
+              <w:rPr>
+                <w:sz w:val="20"/>
+              </w:rPr>
+              <w:t xml:space="preserve">Faecalibacterium prausnitzii</w:t>
+            </w:r>
+          </w:p>
+        </w:tc>
+        <w:tc>
+          <w:tcPr>
+            <w:tcW w:type="dxa" w:w="2000"/>
+          </w:tcPr>
+          <w:p>
+            <w:r>
+              <w:rPr>
+                <w:sz w:val="20"/>
+              </w:rPr>
+              <w:t xml:space="preserve">3,239</w:t>
+            </w:r>
+          </w:p>
+        </w:tc>
+        <w:tc>
+          <w:tcPr>
+            <w:tcW w:type="dxa" w:w="2200"/>
+          </w:tcPr>
+          <w:p>
+            <w:r>
+              <w:rPr>
+                <w:sz w:val="20"/>
+              </w:rPr>
+              <w:t xml:space="preserve">1.47</w:t>
+            </w:r>
+          </w:p>
+        </w:tc>
+        <w:tc>
+          <w:tcPr>
+            <w:tcW w:type="dxa" w:w="2246"/>
+          </w:tcPr>
+          <w:p>
+            <w:r>
+              <w:rPr>
+                <w:sz w:val="20"/>
+              </w:rPr>
+              <w:t xml:space="preserve">0.81</w:t>
+            </w:r>
+          </w:p>
+        </w:tc>
+      </w:tr>
+      <w:tr>
+        <w:trPr>
+          <w:cantSplit/>
+        </w:trPr>
+        <w:tc>
+          <w:tcPr>
+            <w:tcW w:type="dxa" w:w="3300"/>
+          </w:tcPr>
+          <w:p>
+            <w:r>
+              <w:rPr>
+                <w:sz w:val="20"/>
+              </w:rPr>
+              <w:t xml:space="preserve">Roseburia hominis</w:t>
+            </w:r>
+          </w:p>
+        </w:tc>
+        <w:tc>
+          <w:tcPr>
+            <w:tcW w:type="dxa" w:w="2000"/>
+          </w:tcPr>
+          <w:p>
+            <w:r>
+              <w:rPr>
+                <w:sz w:val="20"/>
+              </w:rPr>
+              <w:t xml:space="preserve">4,409</w:t>
+            </w:r>
+          </w:p>
+        </w:tc>
+        <w:tc>
+          <w:tcPr>
+            <w:tcW w:type="dxa" w:w="2200"/>
+          </w:tcPr>
+          <w:p>
+            <w:r>
+              <w:rPr>
+                <w:sz w:val="20"/>
+              </w:rPr>
+              <w:t xml:space="preserve">0.50</w:t>
+            </w:r>
+          </w:p>
+        </w:tc>
+        <w:tc>
+          <w:tcPr>
+            <w:tcW w:type="dxa" w:w="2246"/>
+          </w:tcPr>
+          <w:p>
+            <w:r>
+              <w:rPr>
+                <w:sz w:val="20"/>
+              </w:rPr>
+              <w:t xml:space="preserve">0.38</w:t>
+            </w:r>
+          </w:p>
+        </w:tc>
+      </w:tr>
+      <w:tr>
+        <w:trPr>
+          <w:cantSplit/>
+        </w:trPr>
+        <w:tc>
+          <w:tcPr>
+            <w:tcW w:type="dxa" w:w="3300"/>
+          </w:tcPr>
+          <w:p>
+            <w:r>
+              <w:rPr>
+                <w:sz w:val="20"/>
+              </w:rPr>
+              <w:t xml:space="preserve">Bacteroides fragilis</w:t>
+            </w:r>
+          </w:p>
+        </w:tc>
+        <w:tc>
+          <w:tcPr>
+            <w:tcW w:type="dxa" w:w="2000"/>
+          </w:tcPr>
+          <w:p>
+            <w:r>
+              <w:rPr>
+                <w:sz w:val="20"/>
+              </w:rPr>
+              <w:t xml:space="preserve">7,561</w:t>
+            </w:r>
+          </w:p>
+        </w:tc>
+        <w:tc>
+          <w:tcPr>
+            <w:tcW w:type="dxa" w:w="2200"/>
+          </w:tcPr>
+          <w:p>
+            <w:r>
+              <w:rPr>
+                <w:sz w:val="20"/>
+              </w:rPr>
+              <w:t xml:space="preserve">1.14</w:t>
+            </w:r>
+          </w:p>
+        </w:tc>
+        <w:tc>
+          <w:tcPr>
+            <w:tcW w:type="dxa" w:w="2246"/>
+          </w:tcPr>
+          <w:p>
+            <w:r>
+              <w:rPr>
+                <w:sz w:val="20"/>
+              </w:rPr>
+              <w:t xml:space="preserve">1.47</w:t>
+            </w:r>
+          </w:p>
+        </w:tc>
+      </w:tr>
+      <w:tr>
+        <w:trPr>
+          <w:cantSplit/>
+        </w:trPr>
+        <w:tc>
+          <w:tcPr>
+            <w:tcW w:type="dxa" w:w="3300"/>
+          </w:tcPr>
+          <w:p>
+            <w:r>
+              <w:rPr>
+                <w:sz w:val="20"/>
+              </w:rPr>
+              <w:t xml:space="preserve">Veillonella rogosae</w:t>
+            </w:r>
+          </w:p>
+        </w:tc>
+        <w:tc>
+          <w:tcPr>
+            <w:tcW w:type="dxa" w:w="2000"/>
+          </w:tcPr>
+          <w:p>
+            <w:r>
+              <w:rPr>
+                <w:sz w:val="20"/>
+              </w:rPr>
+              <w:t xml:space="preserve">8,146</w:t>
+            </w:r>
+          </w:p>
+        </w:tc>
+        <w:tc>
+          <w:tcPr>
+            <w:tcW w:type="dxa" w:w="2200"/>
+          </w:tcPr>
+          <w:p>
+            <w:r>
+              <w:rPr>
+                <w:sz w:val="20"/>
+              </w:rPr>
+              <w:t xml:space="preserve">1.04</w:t>
+            </w:r>
+          </w:p>
+        </w:tc>
+        <w:tc>
+          <w:tcPr>
+            <w:tcW w:type="dxa" w:w="2246"/>
+          </w:tcPr>
+          <w:p>
+            <w:r>
+              <w:rPr>
+                <w:sz w:val="20"/>
+              </w:rPr>
+              <w:t xml:space="preserve">1.46</w:t>
+            </w:r>
+          </w:p>
+        </w:tc>
+      </w:tr>
+      <w:tr>
+        <w:trPr>
+          <w:cantSplit/>
+        </w:trPr>
+        <w:tc>
+          <w:tcPr>
+            <w:tcW w:type="dxa" w:w="3300"/>
+          </w:tcPr>
+          <w:p>
+            <w:r>
+              <w:rPr>
+                <w:sz w:val="20"/>
+              </w:rPr>
+              <w:t xml:space="preserve">Escherichia coli</w:t>
+            </w:r>
+          </w:p>
+        </w:tc>
+        <w:tc>
+          <w:tcPr>
+            <w:tcW w:type="dxa" w:w="2000"/>
+          </w:tcPr>
+          <w:p>
+            <w:r>
+              <w:rPr>
+                <w:sz w:val="20"/>
+              </w:rPr>
+              <w:t xml:space="preserve">9,365</w:t>
+            </w:r>
+          </w:p>
+        </w:tc>
+        <w:tc>
+          <w:tcPr>
+            <w:tcW w:type="dxa" w:w="2200"/>
+          </w:tcPr>
+          <w:p>
+            <w:r>
+              <w:rPr>
+                <w:sz w:val="20"/>
+              </w:rPr>
+              <w:t xml:space="preserve">0.68</w:t>
+            </w:r>
+          </w:p>
+        </w:tc>
+        <w:tc>
+          <w:tcPr>
+            <w:tcW w:type="dxa" w:w="2246"/>
+          </w:tcPr>
+          <w:p>
+            <w:r>
+              <w:rPr>
+                <w:sz w:val="20"/>
+              </w:rPr>
+              <w:t xml:space="preserve">1.08</w:t>
+            </w:r>
+          </w:p>
+        </w:tc>
+      </w:tr>
+    </w:tbl>
+    <w:p/>
+    <w:tbl>
+      <w:tblPr>
+        <w:tblStyle w:val="TableGrid"/>
+        <w:tblW w:type="auto" w:w="0"/>
+        <w:tblLook w:firstColumn="1" w:firstRow="1" w:lastColumn="0" w:lastRow="0" w:noHBand="0" w:noVBand="1" w:val="04A0"/>
+      </w:tblPr>
+      <w:tblGrid>
+        <w:gridCol w:w="9746"/>
+      </w:tblGrid>
+      <w:tr>
+        <w:tc>
+          <w:tcPr>
+            <w:tcW w:type="dxa" w:w="9746"/>
+            <w:shd w:val="clear" w:fill="EAF1FB"/>
+          </w:tcPr>
+          <w:p>
+            <w:r>
+              <w:rPr>
+                <w:b/>
+              </w:rPr>
+              <w:t xml:space="preserve">A worked example.  </w:t>
+            </w:r>
+            <w:r>
+              <w:t xml:space="preserve">Imagine two species, each making up half of the DNA in a tube. Species A is chopped into short pieces of 2,000 letters, species B into long pieces of 8,000 letters. The sequencer reads pieces. For every 2,000,000 letters of each species it returns 1,000 reads of A but only 250 reads of B, although the DNA amounts are equal. Counting reads says A is 80% of the sample; counting letters says it is 50%. The manufacturer’s percentages are shares of DNA, so letters are the fair thing to count.</w:t>
+            </w:r>
+          </w:p>
+        </w:tc>
+      </w:tr>
+    </w:tbl>
+    <w:p/>
+    <w:p>
+      <w:r>
+        <w:t xml:space="preserve">That is what happened with L. fermentum: its reads are short, so there are many reads but less DNA. Our first calculation had assumed the same read length for every species, which made Sylph look wrong. With each species’ own read length, Sylph’s coverage matched the DNA actually sequenced in all 13 species (a ratio of about 1.05 with the option that corrects for read errors). Sylph was measuring DNA, which is what the label describes. The mistake was in our own check, and it is a good reminder to look at how a quantity is spread across groups before building an explanation.</w:t>
+      </w:r>
+    </w:p>
+    <w:p>
+      <w:r>
+        <w:rPr>
+          <w:b/>
+        </w:rPr>
+        <w:t xml:space="preserve">Kraken2 counted in letters. </w:t>
+      </w:r>
+      <w:r>
+        <w:t xml:space="preserve">We then recounted the Kraken2 results in letters instead of reads (same calls, nothing reclassified). L. fermentum falls from 1.99 times its expected share to 0.69, and the Bray–Curtis distance from the label gets worse, from 0.166 to 0.191, because the short-read species had been flattering it. The gap to Sylph shrinks from 0.075 to 0.051, but Kraken2 is still ahead on abundance. One caution: the reads that Kraken2 puts into a species are longer than the reads that map to the same species (for E. coli 9.4 against 7.3 thousand letters), because long reads are easier to classify, so counting letters in Kraken2 has its own small bias. Why some species give shorter reads (how the cells were broken open, how the library was prepared, or the sample itself) is not known; one sample cannot tell us.</w:t>
       </w:r>
     </w:p>
     <w:p>
@@ -8957,7 +9539,21 @@
         <w:t>Abundance differs from the label, mostly because of the sequenced sample.</w:t>
       </w:r>
       <w:r>
-        <w:t>Species counts depart from the manufacturer’s theoretical composition, and the read-by-read comparison (5.4) shows that most of that lies in the sequenced sample itself. Kraken2 loses reads mainly for species with close relatives (E. coli, Bifidobacterium adolescentis), and a bigger database recovers part of that. Sylph reached the written target for Bifidobacterium by a hair, but its abundances are worse overall. Depth and noise are not the cause.</w:t>
+        <w:t>Species counts depart from the manufacturer’s theoretical composition, and the read-by-read comparison (5.4) shows that most of that lies in the sequenced sample itself. Kraken2 loses reads mainly for species with close relatives (E. coli, Bifidobacterium adolescentis), and a bigger database recovers part of that. Sylph reached the written target for Bifidobacterium by a hair, but its abundances are worse overall. Depth and noise are not the cause. Counting DNA letters instead of reads changes the picture for species whose reads are short (section 5.5).</w:t>
+      </w:r>
+    </w:p>
+    <w:p>
+      <w:pPr>
+        <w:pStyle w:val="ListBullet"/>
+      </w:pPr>
+      <w:r>
+        <w:rPr>
+          <w:b/>
+        </w:rPr>
+        <w:t xml:space="preserve">Count the right thing. </w:t>
+      </w:r>
+      <w:r>
+        <w:t xml:space="preserve">A manufacturer’s composition is a share of DNA, but classifiers count reads. When species have different read lengths the two differ, sometimes by a factor of three (L. fermentum). Compare tools on the same basis, and look at the distribution of read length before explaining an abundance error.</w:t>
       </w:r>
     </w:p>
     <w:p>
@@ -8971,7 +9567,7 @@
         <w:t>Not yet known.</w:t>
       </w:r>
       <w:r>
-        <w:t>Why the sequenced sample differs from its label (lot certificate, or preparation bias); why the human reads rise with database size; why Sylph over-counts E. coli and under-counts Limosilactobacillus fermentum; whether another profiler (Centrifuger, or mapping to species references) does better with close relatives; whether any of this holds on a different run, kit or sample.</w:t>
+        <w:t>Why the sequenced sample differs from its label (lot certificate, or preparation bias); why the human reads rise with database size; why the reads of some species are much shorter than those of others (Limosilactobacillus fermentum about 1.9 thousand letters against about 7 thousand for most); whether another profiler (Centrifuger, or mapping to species references) does better with close relatives; whether any of this holds on a different run, kit or sample.</w:t>
       </w:r>
     </w:p>
     <w:p>
@@ -9219,7 +9815,7 @@
           <w:b w:val="0"/>
           <w:i w:val="0"/>
         </w:rPr>
-        <w:t>Next, in order: ask the manufacturer and the study authors for the lot number and the basecalling model tier; optionally look into why Sylph over-counts Escherichia coli (a development-pool investigation that is not part of any verdict); then decide whether a further arm is worth it (a fresh third pool would need its own registered addendum); then AMR design. Nextflow comes after the plain steps work.</w:t>
+        <w:t>Next, in order: ask the manufacturer and the study authors for the lot number and the basecalling model tier; decide whether to repeat the reads-versus-DNA comparison on the exam pool (it needs its own registered addendum first; the Sylph investigation on the practice pool is done and is not part of any verdict); then decide whether a further arm is worth it (a fresh third pool would need its own registered addendum); then AMR design. Nextflow comes after the plain steps work.</w:t>
       </w:r>
     </w:p>
     <w:p>

--- a/docs/Nanopore_Metagenomics_Workflow_Guide_v5.docx
+++ b/docs/Nanopore_Metagenomics_Workflow_Guide_v5.docx
@@ -1757,6 +1757,37 @@
                 <w:sz w:val="20"/>
               </w:rPr>
               <w:t>The number of bases in a read. It varies from read to read and, in this data set, by species (about 1.9 thousand for L. fermentum to about 8 thousand for several others).</w:t>
+            </w:r>
+          </w:p>
+        </w:tc>
+      </w:tr>
+      <w:tr>
+        <w:trPr>
+          <w:cantSplit/>
+        </w:trPr>
+        <w:tc>
+          <w:tcPr>
+            <w:tcW w:type="dxa" w:w="2268"/>
+          </w:tcPr>
+          <w:p>
+            <w:r>
+              <w:rPr>
+                <w:sz w:val="20"/>
+              </w:rPr>
+              <w:t>Replication (within the same run)</w:t>
+            </w:r>
+          </w:p>
+        </w:tc>
+        <w:tc>
+          <w:tcPr>
+            <w:tcW w:type="dxa" w:w="7087"/>
+          </w:tcPr>
+          <w:p>
+            <w:r>
+              <w:rPr>
+                <w:sz w:val="20"/>
+              </w:rPr>
+              <w:t>Repeating a check on a second sample taken from the same sequencing run. Agreement shows the result is not a fluke of one subsample, but it cannot show that the result holds for a different run, kit or laboratory.</w:t>
             </w:r>
           </w:p>
         </w:tc>
@@ -9504,6 +9535,28 @@
       </w:r>
       <w:r>
         <w:t xml:space="preserve">We then recounted the Kraken2 results in letters instead of reads (same calls, nothing reclassified). L. fermentum falls from 1.99 times its expected share to 0.69, and the Bray–Curtis distance from the label gets worse, from 0.166 to 0.191, because the short-read species had been flattering it. The gap to Sylph shrinks from 0.075 to 0.051, but Kraken2 is still ahead on abundance. One caution: the reads that Kraken2 puts into a species are longer than the reads that map to the same species (for E. coli 9.4 against 7.3 thousand letters), because long reads are easier to classify, so counting letters in Kraken2 has its own small bias. Why some species give shorter reads (how the cells were broken open, how the library was prepared, or the sample itself) is not known; one sample cannot tell us.</w:t>
+      </w:r>
+    </w:p>
+    <w:p>
+      <w:r>
+        <w:rPr>
+          <w:b/>
+        </w:rPr>
+        <w:t xml:space="preserve">Did it hold on the exam pool? </w:t>
+      </w:r>
+      <w:r>
+        <w:t xml:space="preserve">Before touching the exam pool we wrote down, with numbers, what the practice pool led us to expect (for example: counting in letters should raise Kraken2’s distance from the label by 0.01 to 0.05, and L. fermentum should land between 0.55 and 0.85 of its expected share). The exam pool was then run once, and all eight predictions came true: Kraken2’s distance went from 0.168 to 0.191, L. fermentum from 1.98 to 0.68, and the read lengths of every species matched the practice pool (13 of 14 within 10%). For Sylph, keeping only the best-supported library genome per species brought E. coli from 2.38 to 1.17 and the distance from 0.242 to 0.182. With that rule Sylph (0.182) and Kraken2 counted in letters (0.190) are about equally close to the label. The rule was chosen on the practice pool before the exam pool was looked at, so this is a fair test of it, but it does not replace the scores we registered earlier, which stay as they were.</w:t>
+      </w:r>
+    </w:p>
+    <w:p>
+      <w:r>
+        <w:rPr>
+          <w:b/>
+        </w:rPr>
+        <w:t xml:space="preserve">What this does and does not show. </w:t>
+      </w:r>
+      <w:r>
+        <w:t xml:space="preserve">The two pools are both random samples of the same sequencing run, so they share the same library. Getting the same answer on both shows that the pattern belongs to the run and was not a fluke of one sample; it does not show that another sample, kit or lab would behave the same way. It is a consistency check, not a new, independent test.</w:t>
       </w:r>
     </w:p>
     <w:p>
